--- a/outputs/jtm_cover_letter_round7.docx
+++ b/outputs/jtm_cover_letter_round7.docx
@@ -29,7 +29,7 @@
     </w:p>
     <w:p>
       <w:r>
-        <w:t>All authors should confirm the final funding, competing-interest and contribution statements before submission.</w:t>
+        <w:t>The author contribution, funding, competing-interest, repository and archive statements have been confirmed.</w:t>
       </w:r>
     </w:p>
     <w:p>
